--- a/docs/15-工具材料采购预算说明.docx
+++ b/docs/15-工具材料采购预算说明.docx
@@ -118,7 +118,7 @@
           <w:rFonts w:ascii="宋体" w:hAnsi="宋体" w:eastAsia="宋体"/>
           <w:sz w:val="21"/>
         </w:rPr>
-        <w:t>为支撑初中学部 1# 教学楼 1~2 层视障导航系统的现场实施，需采购：①指纹采集定位设备（用于建立坐标真值）；②蓝牙信标（定位基础设施）；③采集终端与辅助耗材。</w:t>
+        <w:t>为支撑初中学部 1# 教学楼 1~2 层视障导航系统的现场实施，需采购：①指纹采集定位设备（用于建立坐标真值）；②蓝牙信标（定位基础设施）；③辅助耗材。采集终端与充电使用现有设备，不列入采购。</w:t>
       </w:r>
     </w:p>
     <w:p>
@@ -395,7 +395,7 @@
                 <w:rFonts w:ascii="宋体" w:hAnsi="宋体" w:eastAsia="宋体"/>
                 <w:sz w:val="19"/>
               </w:rPr>
-              <w:t>2</w:t>
+              <w:t>1</w:t>
             </w:r>
           </w:p>
         </w:tc>
@@ -410,7 +410,7 @@
                 <w:rFonts w:ascii="宋体" w:hAnsi="宋体" w:eastAsia="宋体"/>
                 <w:sz w:val="19"/>
               </w:rPr>
-              <w:t>338</w:t>
+              <w:t>169</w:t>
             </w:r>
           </w:p>
         </w:tc>
@@ -941,7 +941,7 @@
                 <w:rFonts w:ascii="宋体" w:hAnsi="宋体" w:eastAsia="宋体"/>
                 <w:sz w:val="19"/>
               </w:rPr>
-              <w:t>693</w:t>
+              <w:t>524</w:t>
             </w:r>
           </w:p>
         </w:tc>
@@ -971,7 +971,7 @@
           <w:b w:val="0"/>
           <w:sz w:val="18"/>
         </w:rPr>
-        <w:t>京东在售参考价：A1 得力 50m±2mm 测距仪约 ¥150–170；A2 水平刻度环全景云台约 ¥200–400（徕图 LB-60N 约 ¥403）；A3 专用夹具/快装板约 ¥20–40；A4 数魅 S-MT14 迷你三脚架约 ¥77；A5 得力 8210 钢卷尺 10m 约 ¥28。上表单价为预算估算值，实际以下单时为准。</w:t>
+        <w:t>测距仪 1 台即可：直角坐标法在同一测点上分两次测量（先量沿墙距离、再垂直打墙），一台顺序完成即可，不需同时工作；并与信标现场定位、地图勘测共用（docs/08 §6.3 同一口径）。若后续需双人并行采集或热备份，可再加购一台（+¥169）。京东在售参考价：A1 得力 50m±2mm 测距仪约 ¥150–170；A2 水平刻度环全景云台约 ¥200–400（徕图 LB-60N 约 ¥403）；A3 专用夹具/快装板约 ¥20–40；A4 数魅 S-MT14 迷你三脚架约 ¥77；A5 得力 8210 钢卷尺 10m 约 ¥28。上表单价为预算估算值，实际以下单时为准。</w:t>
       </w:r>
     </w:p>
     <w:p>
@@ -1419,7 +1419,193 @@
           <w:b/>
           <w:sz w:val="26"/>
         </w:rPr>
-        <w:t>C. 采集终端</w:t>
+        <w:t>C. 采集终端与充电（不列入采购）</w:t>
+      </w:r>
+    </w:p>
+    <w:tbl>
+      <w:tblPr>
+        <w:tblStyle w:val="TableGrid"/>
+        <w:tblW w:type="auto" w:w="0"/>
+        <w:jc w:val="center"/>
+        <w:tblLook w:firstColumn="1" w:firstRow="1" w:lastColumn="0" w:lastRow="0" w:noHBand="0" w:noVBand="1" w:val="04A0"/>
+      </w:tblPr>
+      <w:tblGrid>
+        <w:gridCol w:w="3022"/>
+        <w:gridCol w:w="3022"/>
+        <w:gridCol w:w="3022"/>
+      </w:tblGrid>
+      <w:tr>
+        <w:tc>
+          <w:tcPr>
+            <w:tcW w:type="dxa" w:w="680"/>
+            <w:shd w:val="clear" w:color="auto" w:fill="D9E2F3"/>
+          </w:tcPr>
+          <w:p>
+            <w:r/>
+            <w:r>
+              <w:rPr>
+                <w:rFonts w:ascii="黑体" w:hAnsi="黑体" w:eastAsia="黑体"/>
+                <w:b/>
+                <w:sz w:val="19"/>
+              </w:rPr>
+              <w:t>序号</w:t>
+            </w:r>
+          </w:p>
+        </w:tc>
+        <w:tc>
+          <w:tcPr>
+            <w:tcW w:type="dxa" w:w="1361"/>
+            <w:shd w:val="clear" w:color="auto" w:fill="D9E2F3"/>
+          </w:tcPr>
+          <w:p>
+            <w:r/>
+            <w:r>
+              <w:rPr>
+                <w:rFonts w:ascii="黑体" w:hAnsi="黑体" w:eastAsia="黑体"/>
+                <w:b/>
+                <w:sz w:val="19"/>
+              </w:rPr>
+              <w:t>物品</w:t>
+            </w:r>
+          </w:p>
+        </w:tc>
+        <w:tc>
+          <w:tcPr>
+            <w:tcW w:type="dxa" w:w="6463"/>
+            <w:shd w:val="clear" w:color="auto" w:fill="D9E2F3"/>
+          </w:tcPr>
+          <w:p>
+            <w:r/>
+            <w:r>
+              <w:rPr>
+                <w:rFonts w:ascii="黑体" w:hAnsi="黑体" w:eastAsia="黑体"/>
+                <w:b/>
+                <w:sz w:val="19"/>
+              </w:rPr>
+              <w:t>说明</w:t>
+            </w:r>
+          </w:p>
+        </w:tc>
+      </w:tr>
+      <w:tr>
+        <w:tc>
+          <w:tcPr>
+            <w:tcW w:type="dxa" w:w="680"/>
+          </w:tcPr>
+          <w:p>
+            <w:r/>
+            <w:r>
+              <w:rPr>
+                <w:rFonts w:ascii="宋体" w:hAnsi="宋体" w:eastAsia="宋体"/>
+                <w:sz w:val="19"/>
+              </w:rPr>
+              <w:t>C1</w:t>
+            </w:r>
+          </w:p>
+        </w:tc>
+        <w:tc>
+          <w:tcPr>
+            <w:tcW w:type="dxa" w:w="1361"/>
+          </w:tcPr>
+          <w:p>
+            <w:r/>
+            <w:r>
+              <w:rPr>
+                <w:rFonts w:ascii="宋体" w:hAnsi="宋体" w:eastAsia="宋体"/>
+                <w:sz w:val="19"/>
+              </w:rPr>
+              <w:t>采集终端</w:t>
+            </w:r>
+          </w:p>
+        </w:tc>
+        <w:tc>
+          <w:tcPr>
+            <w:tcW w:type="dxa" w:w="6463"/>
+          </w:tcPr>
+          <w:p>
+            <w:r/>
+            <w:r>
+              <w:rPr>
+                <w:rFonts w:ascii="宋体" w:hAnsi="宋体" w:eastAsia="宋体"/>
+                <w:sz w:val="19"/>
+              </w:rPr>
+              <w:t>使用成员现有手机，不采购（¥0）。采集小程序为微信小程序，Android/iOS 均可完成 RSSI 采集；距离真值由 A 类测距设备现场测得，不依赖手机传感器。</w:t>
+            </w:r>
+          </w:p>
+        </w:tc>
+      </w:tr>
+      <w:tr>
+        <w:tc>
+          <w:tcPr>
+            <w:tcW w:type="dxa" w:w="680"/>
+          </w:tcPr>
+          <w:p>
+            <w:r/>
+            <w:r>
+              <w:rPr>
+                <w:rFonts w:ascii="宋体" w:hAnsi="宋体" w:eastAsia="宋体"/>
+                <w:sz w:val="19"/>
+              </w:rPr>
+              <w:t>C2</w:t>
+            </w:r>
+          </w:p>
+        </w:tc>
+        <w:tc>
+          <w:tcPr>
+            <w:tcW w:type="dxa" w:w="1361"/>
+          </w:tcPr>
+          <w:p>
+            <w:r/>
+            <w:r>
+              <w:rPr>
+                <w:rFonts w:ascii="宋体" w:hAnsi="宋体" w:eastAsia="宋体"/>
+                <w:sz w:val="19"/>
+              </w:rPr>
+              <w:t>充电宝</w:t>
+            </w:r>
+          </w:p>
+        </w:tc>
+        <w:tc>
+          <w:tcPr>
+            <w:tcW w:type="dxa" w:w="6463"/>
+          </w:tcPr>
+          <w:p>
+            <w:r/>
+            <w:r>
+              <w:rPr>
+                <w:rFonts w:ascii="宋体" w:hAnsi="宋体" w:eastAsia="宋体"/>
+                <w:sz w:val="19"/>
+              </w:rPr>
+              <w:t>自备，不采购（¥0）。现场采集约 3.3h，自有充电宝即可（原列 ¥100 已移除）。</w:t>
+            </w:r>
+          </w:p>
+        </w:tc>
+      </w:tr>
+    </w:tbl>
+    <w:p>
+      <w:pPr>
+        <w:spacing w:after="80"/>
+      </w:pPr>
+      <w:r>
+        <w:rPr>
+          <w:rFonts w:ascii="宋体" w:hAnsi="宋体" w:eastAsia="宋体"/>
+          <w:b w:val="0"/>
+          <w:sz w:val="18"/>
+        </w:rPr>
+        <w:t>信标批量配置可用厂商免费 App（MinewBeaconAdmin）在现有手机上完成，不另计费。</w:t>
+      </w:r>
+    </w:p>
+    <w:p>
+      <w:pPr>
+        <w:spacing w:before="120" w:after="80"/>
+      </w:pPr>
+      <w:r>
+        <w:rPr>
+          <w:rFonts w:ascii="黑体" w:hAnsi="黑体" w:eastAsia="黑体"/>
+          <w:b/>
+          <w:sz w:val="26"/>
+        </w:rPr>
+        <w:t>D. 辅助耗材（现场作业必需）</w:t>
       </w:r>
     </w:p>
     <w:tbl>
@@ -1458,7 +1644,7 @@
         </w:tc>
         <w:tc>
           <w:tcPr>
-            <w:tcW w:type="dxa" w:w="1474"/>
+            <w:tcW w:type="dxa" w:w="2381"/>
             <w:shd w:val="clear" w:color="auto" w:fill="D9E2F3"/>
           </w:tcPr>
           <w:p>
@@ -1475,24 +1661,7 @@
         </w:tc>
         <w:tc>
           <w:tcPr>
-            <w:tcW w:type="dxa" w:w="2438"/>
-            <w:shd w:val="clear" w:color="auto" w:fill="D9E2F3"/>
-          </w:tcPr>
-          <w:p>
-            <w:r/>
-            <w:r>
-              <w:rPr>
-                <w:rFonts w:ascii="黑体" w:hAnsi="黑体" w:eastAsia="黑体"/>
-                <w:b/>
-                <w:sz w:val="19"/>
-              </w:rPr>
-              <w:t>规格</w:t>
-            </w:r>
-          </w:p>
-        </w:tc>
-        <w:tc>
-          <w:tcPr>
-            <w:tcW w:type="dxa" w:w="1020"/>
+            <w:tcW w:type="dxa" w:w="850"/>
             <w:shd w:val="clear" w:color="auto" w:fill="D9E2F3"/>
           </w:tcPr>
           <w:p>
@@ -1526,7 +1695,7 @@
         </w:tc>
         <w:tc>
           <w:tcPr>
-            <w:tcW w:type="dxa" w:w="1020"/>
+            <w:tcW w:type="dxa" w:w="850"/>
             <w:shd w:val="clear" w:color="auto" w:fill="D9E2F3"/>
           </w:tcPr>
           <w:p>
@@ -1543,7 +1712,24 @@
         </w:tc>
         <w:tc>
           <w:tcPr>
-            <w:tcW w:type="dxa" w:w="1871"/>
+            <w:tcW w:type="dxa" w:w="2041"/>
+            <w:shd w:val="clear" w:color="auto" w:fill="D9E2F3"/>
+          </w:tcPr>
+          <w:p>
+            <w:r/>
+            <w:r>
+              <w:rPr>
+                <w:rFonts w:ascii="黑体" w:hAnsi="黑体" w:eastAsia="黑体"/>
+                <w:b/>
+                <w:sz w:val="19"/>
+              </w:rPr>
+              <w:t>使用环节</w:t>
+            </w:r>
+          </w:p>
+        </w:tc>
+        <w:tc>
+          <w:tcPr>
+            <w:tcW w:type="dxa" w:w="2268"/>
             <w:shd w:val="clear" w:color="auto" w:fill="D9E2F3"/>
           </w:tcPr>
           <w:p>
@@ -1571,13 +1757,13 @@
                 <w:rFonts w:ascii="宋体" w:hAnsi="宋体" w:eastAsia="宋体"/>
                 <w:sz w:val="19"/>
               </w:rPr>
-              <w:t>C1</w:t>
+              <w:t>D1</w:t>
             </w:r>
           </w:p>
         </w:tc>
         <w:tc>
           <w:tcPr>
-            <w:tcW w:type="dxa" w:w="1474"/>
+            <w:tcW w:type="dxa" w:w="2381"/>
           </w:tcPr>
           <w:p>
             <w:r/>
@@ -1586,13 +1772,13 @@
                 <w:rFonts w:ascii="宋体" w:hAnsi="宋体" w:eastAsia="宋体"/>
                 <w:sz w:val="19"/>
               </w:rPr>
-              <w:t>iOS 手机（iPhone）</w:t>
+              <w:t>编号标签/标记贴纸</w:t>
             </w:r>
           </w:p>
         </w:tc>
         <w:tc>
           <w:tcPr>
-            <w:tcW w:type="dxa" w:w="2438"/>
+            <w:tcW w:type="dxa" w:w="850"/>
           </w:tcPr>
           <w:p>
             <w:r/>
@@ -1601,22 +1787,7 @@
                 <w:rFonts w:ascii="宋体" w:hAnsi="宋体" w:eastAsia="宋体"/>
                 <w:sz w:val="19"/>
               </w:rPr>
-              <w:t>支持 iBeacon 扫描，微信真机调试</w:t>
-            </w:r>
-          </w:p>
-        </w:tc>
-        <w:tc>
-          <w:tcPr>
-            <w:tcW w:type="dxa" w:w="1020"/>
-          </w:tcPr>
-          <w:p>
-            <w:r/>
-            <w:r>
-              <w:rPr>
-                <w:rFonts w:ascii="宋体" w:hAnsi="宋体" w:eastAsia="宋体"/>
-                <w:sz w:val="19"/>
-              </w:rPr>
-              <w:t>2,000</w:t>
+              <w:t>30</w:t>
             </w:r>
           </w:p>
         </w:tc>
@@ -1637,7 +1808,7 @@
         </w:tc>
         <w:tc>
           <w:tcPr>
-            <w:tcW w:type="dxa" w:w="1020"/>
+            <w:tcW w:type="dxa" w:w="850"/>
           </w:tcPr>
           <w:p>
             <w:r/>
@@ -1646,13 +1817,13 @@
                 <w:rFonts w:ascii="宋体" w:hAnsi="宋体" w:eastAsia="宋体"/>
                 <w:sz w:val="19"/>
               </w:rPr>
-              <w:t>2,000</w:t>
+              <w:t>30</w:t>
             </w:r>
           </w:p>
         </w:tc>
         <w:tc>
           <w:tcPr>
-            <w:tcW w:type="dxa" w:w="1871"/>
+            <w:tcW w:type="dxa" w:w="2041"/>
           </w:tcPr>
           <w:p>
             <w:r/>
@@ -1661,7 +1832,236 @@
                 <w:rFonts w:ascii="宋体" w:hAnsi="宋体" w:eastAsia="宋体"/>
                 <w:sz w:val="19"/>
               </w:rPr>
-              <w:t>运行指纹采集小程序 + 导航 demo（实验室已有则不采购）</w:t>
+              <w:t>②信标安装 ③覆盖验收 ④指纹采集</w:t>
+            </w:r>
+          </w:p>
+        </w:tc>
+        <w:tc>
+          <w:tcPr>
+            <w:tcW w:type="dxa" w:w="2268"/>
+          </w:tcPr>
+          <w:p>
+            <w:r/>
+            <w:r>
+              <w:rPr>
+                <w:rFonts w:ascii="宋体" w:hAnsi="宋体" w:eastAsia="宋体"/>
+                <w:sz w:val="19"/>
+              </w:rPr>
+              <w:t>信标实物编号（对台账）+ 采集点临时标记</w:t>
+            </w:r>
+          </w:p>
+        </w:tc>
+      </w:tr>
+      <w:tr>
+        <w:tc>
+          <w:tcPr>
+            <w:tcW w:type="dxa" w:w="567"/>
+          </w:tcPr>
+          <w:p>
+            <w:r/>
+            <w:r>
+              <w:rPr>
+                <w:rFonts w:ascii="宋体" w:hAnsi="宋体" w:eastAsia="宋体"/>
+                <w:sz w:val="19"/>
+              </w:rPr>
+              <w:t>D2</w:t>
+            </w:r>
+          </w:p>
+        </w:tc>
+        <w:tc>
+          <w:tcPr>
+            <w:tcW w:type="dxa" w:w="2381"/>
+          </w:tcPr>
+          <w:p>
+            <w:r/>
+            <w:r>
+              <w:rPr>
+                <w:rFonts w:ascii="宋体" w:hAnsi="宋体" w:eastAsia="宋体"/>
+                <w:sz w:val="19"/>
+              </w:rPr>
+              <w:t>平面图纸打印（A1，1~2层各1张）</w:t>
+            </w:r>
+          </w:p>
+        </w:tc>
+        <w:tc>
+          <w:tcPr>
+            <w:tcW w:type="dxa" w:w="850"/>
+          </w:tcPr>
+          <w:p>
+            <w:r/>
+            <w:r>
+              <w:rPr>
+                <w:rFonts w:ascii="宋体" w:hAnsi="宋体" w:eastAsia="宋体"/>
+                <w:sz w:val="19"/>
+              </w:rPr>
+              <w:t>50</w:t>
+            </w:r>
+          </w:p>
+        </w:tc>
+        <w:tc>
+          <w:tcPr>
+            <w:tcW w:type="dxa" w:w="680"/>
+          </w:tcPr>
+          <w:p>
+            <w:r/>
+            <w:r>
+              <w:rPr>
+                <w:rFonts w:ascii="宋体" w:hAnsi="宋体" w:eastAsia="宋体"/>
+                <w:sz w:val="19"/>
+              </w:rPr>
+              <w:t>2</w:t>
+            </w:r>
+          </w:p>
+        </w:tc>
+        <w:tc>
+          <w:tcPr>
+            <w:tcW w:type="dxa" w:w="850"/>
+          </w:tcPr>
+          <w:p>
+            <w:r/>
+            <w:r>
+              <w:rPr>
+                <w:rFonts w:ascii="宋体" w:hAnsi="宋体" w:eastAsia="宋体"/>
+                <w:sz w:val="19"/>
+              </w:rPr>
+              <w:t>100</w:t>
+            </w:r>
+          </w:p>
+        </w:tc>
+        <w:tc>
+          <w:tcPr>
+            <w:tcW w:type="dxa" w:w="2041"/>
+          </w:tcPr>
+          <w:p>
+            <w:r/>
+            <w:r>
+              <w:rPr>
+                <w:rFonts w:ascii="宋体" w:hAnsi="宋体" w:eastAsia="宋体"/>
+                <w:sz w:val="19"/>
+              </w:rPr>
+              <w:t>②信标安装 ④指纹采集 ⑥现场复核</w:t>
+            </w:r>
+          </w:p>
+        </w:tc>
+        <w:tc>
+          <w:tcPr>
+            <w:tcW w:type="dxa" w:w="2268"/>
+          </w:tcPr>
+          <w:p>
+            <w:r/>
+            <w:r>
+              <w:rPr>
+                <w:rFonts w:ascii="宋体" w:hAnsi="宋体" w:eastAsia="宋体"/>
+                <w:sz w:val="19"/>
+              </w:rPr>
+              <w:t>现场按图作业、按图标注</w:t>
+            </w:r>
+          </w:p>
+        </w:tc>
+      </w:tr>
+      <w:tr>
+        <w:tc>
+          <w:tcPr>
+            <w:tcW w:type="dxa" w:w="567"/>
+          </w:tcPr>
+          <w:p>
+            <w:r/>
+            <w:r>
+              <w:rPr>
+                <w:rFonts w:ascii="宋体" w:hAnsi="宋体" w:eastAsia="宋体"/>
+                <w:sz w:val="19"/>
+              </w:rPr>
+              <w:t>D3</w:t>
+            </w:r>
+          </w:p>
+        </w:tc>
+        <w:tc>
+          <w:tcPr>
+            <w:tcW w:type="dxa" w:w="2381"/>
+          </w:tcPr>
+          <w:p>
+            <w:r/>
+            <w:r>
+              <w:rPr>
+                <w:rFonts w:ascii="宋体" w:hAnsi="宋体" w:eastAsia="宋体"/>
+                <w:sz w:val="19"/>
+              </w:rPr>
+              <w:t>杂项（记号笔、美纹胶带、扎带/魔术贴等）</w:t>
+            </w:r>
+          </w:p>
+        </w:tc>
+        <w:tc>
+          <w:tcPr>
+            <w:tcW w:type="dxa" w:w="850"/>
+          </w:tcPr>
+          <w:p>
+            <w:r/>
+            <w:r>
+              <w:rPr>
+                <w:rFonts w:ascii="宋体" w:hAnsi="宋体" w:eastAsia="宋体"/>
+                <w:sz w:val="19"/>
+              </w:rPr>
+              <w:t>50</w:t>
+            </w:r>
+          </w:p>
+        </w:tc>
+        <w:tc>
+          <w:tcPr>
+            <w:tcW w:type="dxa" w:w="680"/>
+          </w:tcPr>
+          <w:p>
+            <w:r/>
+            <w:r>
+              <w:rPr>
+                <w:rFonts w:ascii="宋体" w:hAnsi="宋体" w:eastAsia="宋体"/>
+                <w:sz w:val="19"/>
+              </w:rPr>
+              <w:t>1</w:t>
+            </w:r>
+          </w:p>
+        </w:tc>
+        <w:tc>
+          <w:tcPr>
+            <w:tcW w:type="dxa" w:w="850"/>
+          </w:tcPr>
+          <w:p>
+            <w:r/>
+            <w:r>
+              <w:rPr>
+                <w:rFonts w:ascii="宋体" w:hAnsi="宋体" w:eastAsia="宋体"/>
+                <w:sz w:val="19"/>
+              </w:rPr>
+              <w:t>50</w:t>
+            </w:r>
+          </w:p>
+        </w:tc>
+        <w:tc>
+          <w:tcPr>
+            <w:tcW w:type="dxa" w:w="2041"/>
+          </w:tcPr>
+          <w:p>
+            <w:r/>
+            <w:r>
+              <w:rPr>
+                <w:rFonts w:ascii="宋体" w:hAnsi="宋体" w:eastAsia="宋体"/>
+                <w:sz w:val="19"/>
+              </w:rPr>
+              <w:t>②信标安装 ③覆盖验收</w:t>
+            </w:r>
+          </w:p>
+        </w:tc>
+        <w:tc>
+          <w:tcPr>
+            <w:tcW w:type="dxa" w:w="2268"/>
+          </w:tcPr>
+          <w:p>
+            <w:r/>
+            <w:r>
+              <w:rPr>
+                <w:rFonts w:ascii="宋体" w:hAnsi="宋体" w:eastAsia="宋体"/>
+                <w:sz w:val="19"/>
+              </w:rPr>
+              <w:t>图纸标注 + 信标试挂与免钻孔固定</w:t>
             </w:r>
           </w:p>
         </w:tc>
@@ -1683,7 +2083,7 @@
         </w:tc>
         <w:tc>
           <w:tcPr>
-            <w:tcW w:type="dxa" w:w="1474"/>
+            <w:tcW w:type="dxa" w:w="2381"/>
           </w:tcPr>
           <w:p>
             <w:r/>
@@ -1692,27 +2092,13 @@
                 <w:rFonts w:ascii="宋体" w:hAnsi="宋体" w:eastAsia="宋体"/>
                 <w:sz w:val="19"/>
               </w:rPr>
-              <w:t>合计（按需）</w:t>
+              <w:t>合计</w:t>
             </w:r>
           </w:p>
         </w:tc>
         <w:tc>
           <w:tcPr>
-            <w:tcW w:type="dxa" w:w="2438"/>
-          </w:tcPr>
-          <w:p>
-            <w:r/>
-            <w:r>
-              <w:rPr>
-                <w:rFonts w:ascii="宋体" w:hAnsi="宋体" w:eastAsia="宋体"/>
-                <w:sz w:val="19"/>
-              </w:rPr>
-            </w:r>
-          </w:p>
-        </w:tc>
-        <w:tc>
-          <w:tcPr>
-            <w:tcW w:type="dxa" w:w="1020"/>
+            <w:tcW w:type="dxa" w:w="850"/>
           </w:tcPr>
           <w:p>
             <w:r/>
@@ -1740,7 +2126,7 @@
         </w:tc>
         <w:tc>
           <w:tcPr>
-            <w:tcW w:type="dxa" w:w="1020"/>
+            <w:tcW w:type="dxa" w:w="850"/>
           </w:tcPr>
           <w:p>
             <w:r/>
@@ -1749,13 +2135,27 @@
                 <w:rFonts w:ascii="宋体" w:hAnsi="宋体" w:eastAsia="宋体"/>
                 <w:sz w:val="19"/>
               </w:rPr>
-              <w:t>2,000 / 0</w:t>
+              <w:t>180</w:t>
             </w:r>
           </w:p>
         </w:tc>
         <w:tc>
           <w:tcPr>
-            <w:tcW w:type="dxa" w:w="1871"/>
+            <w:tcW w:type="dxa" w:w="2041"/>
+          </w:tcPr>
+          <w:p>
+            <w:r/>
+            <w:r>
+              <w:rPr>
+                <w:rFonts w:ascii="宋体" w:hAnsi="宋体" w:eastAsia="宋体"/>
+                <w:sz w:val="19"/>
+              </w:rPr>
+            </w:r>
+          </w:p>
+        </w:tc>
+        <w:tc>
+          <w:tcPr>
+            <w:tcW w:type="dxa" w:w="2268"/>
           </w:tcPr>
           <w:p>
             <w:r/>
@@ -1771,6 +2171,45 @@
     </w:tbl>
     <w:p>
       <w:pPr>
+        <w:spacing w:after="60"/>
+      </w:pPr>
+      <w:r>
+        <w:rPr>
+          <w:rFonts w:ascii="宋体" w:hAnsi="宋体" w:eastAsia="宋体"/>
+          <w:b w:val="0"/>
+          <w:sz w:val="18"/>
+        </w:rPr>
+        <w:t>D1 编号标签（¥30）——数据可追溯性的最低硬件要求。为 71 枚信标逐枚贴物理编号，与部署台账 beaconId 一一对应（现行编号体系 BK-01-xxx / BK-02-xxx / BK-M-xxx）；并在 647 个指纹采集点（F1 611 / F2 36）贴可移除标记区分已采/未采。不采购的后果：安装后台账与实物无法对应，覆盖验收、后续更换电池（CR2477，标称 5 年）或点位微调时无法定位到具体是哪一枚；采集阶段无法核对 647 点是否采齐，漏采/重采只能靠人工回忆，指纹库点位完整性失去可核查性。用可移除贴纸而非直接书写，是因为教学楼为校方公共资产，墙面门套不得留永久痕迹。</w:t>
+      </w:r>
+    </w:p>
+    <w:p>
+      <w:pPr>
+        <w:spacing w:after="60"/>
+      </w:pPr>
+      <w:r>
+        <w:rPr>
+          <w:rFonts w:ascii="宋体" w:hAnsi="宋体" w:eastAsia="宋体"/>
+          <w:b w:val="0"/>
+          <w:sz w:val="18"/>
+        </w:rPr>
+        <w:t>D2 平面图纸打印 A1 ×2（¥100）——现场作业的基准载体。1F、2F 各 1 张（单层外廓实测约 76 m × 118 m，按 1:150~1:200 出图，旋转后恰好容纳），现场用于：① 按图核对信标点位与挂装位置（挂高 2.2 m）；② 记录 647 点指纹采集的行进顺序；③ 发现图纸与实建不符处直接图上标注，回写数据集中的 surveyRequired 待勘测项。不采购的后果：现场失去与数字地图的对照基准——61 枚信标坐标与 647 个采集点全部来自 CAD 数字化结果，无图纸可比对就无法发现「图纸与实建差异」这一已知风险；且采集顺序无法预先规划，显著增加现场往返与漏采。纸张可任意标注、不怕断电、能一眼看全整层拓扑，手机屏幕需反复缩放平移，不能替代。</w:t>
+      </w:r>
+    </w:p>
+    <w:p>
+      <w:pPr>
+        <w:spacing w:after="60"/>
+      </w:pPr>
+      <w:r>
+        <w:rPr>
+          <w:rFonts w:ascii="宋体" w:hAnsi="宋体" w:eastAsia="宋体"/>
+          <w:b w:val="0"/>
+          <w:sz w:val="18"/>
+        </w:rPr>
+        <w:t>D3 杂项：记号笔、美纹胶带、扎带/魔术贴（¥50）——免破坏安装与点位可调。用途：① 记号笔用于图纸现场标注；② 美纹胶带/无痕双面胶用于信标试挂（先临时固定、实测覆盖、确认后再定永久位置）；③ 扎带/魔术贴用于不能打孔的部位（门套、管道、桥架、吊顶）固定信标。不采购的后果：现行 61 枚信标的 mountType 为 wall 54 枚 + door_frame 7 枚，绝大多数固定在墙面与门套上，二者均为校方资产不得钻孔；缺免钻孔固定材料则挂高无法稳定保持 2.2 m（语义规范要求全站一致），挂高与朝向漂移会直接改变实测 RSSI 使数据失真、无法与仿真结论对齐；同时「优先微调点位（免费）」的风险应对失去物理前提。¥50 为整卷胶带 + 扎带 + 记号笔的打包估算。</w:t>
+      </w:r>
+    </w:p>
+    <w:p>
+      <w:pPr>
         <w:spacing w:after="80"/>
       </w:pPr>
       <w:r>
@@ -1779,506 +2218,9 @@
           <w:b w:val="0"/>
           <w:sz w:val="18"/>
         </w:rPr>
-        <w:t>改选 iOS 的理由：已建成的采集小程序基于微信 iBeacon 扫描接口，iOS 会回报测算距离与发射功率，Android 这两项常为空、仅有 RSSI。为保证采集数据完整（含距离真值用于标定），建议用 iPhone。信标批量配置可用厂商免费 App（MinewBeaconAdmin）在同一台手机完成，不另计费。</w:t>
+        <w:t>小结：D 类合计 ¥180，仅占申请总额约 4.6%，但直接决定 ②③④ 三个阶段的作业可行性与数据可信度——D1 保证数据可追溯、D2 保证现场可核对、D3 保证安装不破坏校方设施且点位可调。三者任缺其一，都会使采到的数据无法核对、无法复现，从而使前期投入的测量设备与信标难以产出可验收成果。</w:t>
       </w:r>
     </w:p>
-    <w:p>
-      <w:pPr>
-        <w:spacing w:before="120" w:after="80"/>
-      </w:pPr>
-      <w:r>
-        <w:rPr>
-          <w:rFonts w:ascii="黑体" w:hAnsi="黑体" w:eastAsia="黑体"/>
-          <w:b/>
-          <w:sz w:val="26"/>
-        </w:rPr>
-        <w:t>D. 辅助耗材</w:t>
-      </w:r>
-    </w:p>
-    <w:tbl>
-      <w:tblPr>
-        <w:tblStyle w:val="TableGrid"/>
-        <w:tblW w:type="auto" w:w="0"/>
-        <w:jc w:val="center"/>
-        <w:tblLook w:firstColumn="1" w:firstRow="1" w:lastColumn="0" w:lastRow="0" w:noHBand="0" w:noVBand="1" w:val="04A0"/>
-      </w:tblPr>
-      <w:tblGrid>
-        <w:gridCol w:w="1813"/>
-        <w:gridCol w:w="1813"/>
-        <w:gridCol w:w="1813"/>
-        <w:gridCol w:w="1813"/>
-        <w:gridCol w:w="1813"/>
-      </w:tblGrid>
-      <w:tr>
-        <w:tc>
-          <w:tcPr>
-            <w:tcW w:type="dxa" w:w="794"/>
-            <w:shd w:val="clear" w:color="auto" w:fill="D9E2F3"/>
-          </w:tcPr>
-          <w:p>
-            <w:r/>
-            <w:r>
-              <w:rPr>
-                <w:rFonts w:ascii="黑体" w:hAnsi="黑体" w:eastAsia="黑体"/>
-                <w:b/>
-                <w:sz w:val="19"/>
-              </w:rPr>
-              <w:t>序号</w:t>
-            </w:r>
-          </w:p>
-        </w:tc>
-        <w:tc>
-          <w:tcPr>
-            <w:tcW w:type="dxa" w:w="3402"/>
-            <w:shd w:val="clear" w:color="auto" w:fill="D9E2F3"/>
-          </w:tcPr>
-          <w:p>
-            <w:r/>
-            <w:r>
-              <w:rPr>
-                <w:rFonts w:ascii="黑体" w:hAnsi="黑体" w:eastAsia="黑体"/>
-                <w:b/>
-                <w:sz w:val="19"/>
-              </w:rPr>
-              <w:t>物品</w:t>
-            </w:r>
-          </w:p>
-        </w:tc>
-        <w:tc>
-          <w:tcPr>
-            <w:tcW w:type="dxa" w:w="1361"/>
-            <w:shd w:val="clear" w:color="auto" w:fill="D9E2F3"/>
-          </w:tcPr>
-          <w:p>
-            <w:r/>
-            <w:r>
-              <w:rPr>
-                <w:rFonts w:ascii="黑体" w:hAnsi="黑体" w:eastAsia="黑体"/>
-                <w:b/>
-                <w:sz w:val="19"/>
-              </w:rPr>
-              <w:t>单价(¥)</w:t>
-            </w:r>
-          </w:p>
-        </w:tc>
-        <w:tc>
-          <w:tcPr>
-            <w:tcW w:type="dxa" w:w="907"/>
-            <w:shd w:val="clear" w:color="auto" w:fill="D9E2F3"/>
-          </w:tcPr>
-          <w:p>
-            <w:r/>
-            <w:r>
-              <w:rPr>
-                <w:rFonts w:ascii="黑体" w:hAnsi="黑体" w:eastAsia="黑体"/>
-                <w:b/>
-                <w:sz w:val="19"/>
-              </w:rPr>
-              <w:t>数量</w:t>
-            </w:r>
-          </w:p>
-        </w:tc>
-        <w:tc>
-          <w:tcPr>
-            <w:tcW w:type="dxa" w:w="1361"/>
-            <w:shd w:val="clear" w:color="auto" w:fill="D9E2F3"/>
-          </w:tcPr>
-          <w:p>
-            <w:r/>
-            <w:r>
-              <w:rPr>
-                <w:rFonts w:ascii="黑体" w:hAnsi="黑体" w:eastAsia="黑体"/>
-                <w:b/>
-                <w:sz w:val="19"/>
-              </w:rPr>
-              <w:t>小计(¥)</w:t>
-            </w:r>
-          </w:p>
-        </w:tc>
-      </w:tr>
-      <w:tr>
-        <w:tc>
-          <w:tcPr>
-            <w:tcW w:type="dxa" w:w="794"/>
-          </w:tcPr>
-          <w:p>
-            <w:r/>
-            <w:r>
-              <w:rPr>
-                <w:rFonts w:ascii="宋体" w:hAnsi="宋体" w:eastAsia="宋体"/>
-                <w:sz w:val="19"/>
-              </w:rPr>
-              <w:t>D1</w:t>
-            </w:r>
-          </w:p>
-        </w:tc>
-        <w:tc>
-          <w:tcPr>
-            <w:tcW w:type="dxa" w:w="3402"/>
-          </w:tcPr>
-          <w:p>
-            <w:r/>
-            <w:r>
-              <w:rPr>
-                <w:rFonts w:ascii="宋体" w:hAnsi="宋体" w:eastAsia="宋体"/>
-                <w:sz w:val="19"/>
-              </w:rPr>
-              <w:t>编号标签/标记贴纸</w:t>
-            </w:r>
-          </w:p>
-        </w:tc>
-        <w:tc>
-          <w:tcPr>
-            <w:tcW w:type="dxa" w:w="1361"/>
-          </w:tcPr>
-          <w:p>
-            <w:r/>
-            <w:r>
-              <w:rPr>
-                <w:rFonts w:ascii="宋体" w:hAnsi="宋体" w:eastAsia="宋体"/>
-                <w:sz w:val="19"/>
-              </w:rPr>
-              <w:t>30</w:t>
-            </w:r>
-          </w:p>
-        </w:tc>
-        <w:tc>
-          <w:tcPr>
-            <w:tcW w:type="dxa" w:w="907"/>
-          </w:tcPr>
-          <w:p>
-            <w:r/>
-            <w:r>
-              <w:rPr>
-                <w:rFonts w:ascii="宋体" w:hAnsi="宋体" w:eastAsia="宋体"/>
-                <w:sz w:val="19"/>
-              </w:rPr>
-              <w:t>1</w:t>
-            </w:r>
-          </w:p>
-        </w:tc>
-        <w:tc>
-          <w:tcPr>
-            <w:tcW w:type="dxa" w:w="1361"/>
-          </w:tcPr>
-          <w:p>
-            <w:r/>
-            <w:r>
-              <w:rPr>
-                <w:rFonts w:ascii="宋体" w:hAnsi="宋体" w:eastAsia="宋体"/>
-                <w:sz w:val="19"/>
-              </w:rPr>
-              <w:t>30</w:t>
-            </w:r>
-          </w:p>
-        </w:tc>
-      </w:tr>
-      <w:tr>
-        <w:tc>
-          <w:tcPr>
-            <w:tcW w:type="dxa" w:w="794"/>
-          </w:tcPr>
-          <w:p>
-            <w:r/>
-            <w:r>
-              <w:rPr>
-                <w:rFonts w:ascii="宋体" w:hAnsi="宋体" w:eastAsia="宋体"/>
-                <w:sz w:val="19"/>
-              </w:rPr>
-              <w:t>D2</w:t>
-            </w:r>
-          </w:p>
-        </w:tc>
-        <w:tc>
-          <w:tcPr>
-            <w:tcW w:type="dxa" w:w="3402"/>
-          </w:tcPr>
-          <w:p>
-            <w:r/>
-            <w:r>
-              <w:rPr>
-                <w:rFonts w:ascii="宋体" w:hAnsi="宋体" w:eastAsia="宋体"/>
-                <w:sz w:val="19"/>
-              </w:rPr>
-              <w:t>平面图纸打印（A1，1~2层）</w:t>
-            </w:r>
-          </w:p>
-        </w:tc>
-        <w:tc>
-          <w:tcPr>
-            <w:tcW w:type="dxa" w:w="1361"/>
-          </w:tcPr>
-          <w:p>
-            <w:r/>
-            <w:r>
-              <w:rPr>
-                <w:rFonts w:ascii="宋体" w:hAnsi="宋体" w:eastAsia="宋体"/>
-                <w:sz w:val="19"/>
-              </w:rPr>
-              <w:t>50</w:t>
-            </w:r>
-          </w:p>
-        </w:tc>
-        <w:tc>
-          <w:tcPr>
-            <w:tcW w:type="dxa" w:w="907"/>
-          </w:tcPr>
-          <w:p>
-            <w:r/>
-            <w:r>
-              <w:rPr>
-                <w:rFonts w:ascii="宋体" w:hAnsi="宋体" w:eastAsia="宋体"/>
-                <w:sz w:val="19"/>
-              </w:rPr>
-              <w:t>2</w:t>
-            </w:r>
-          </w:p>
-        </w:tc>
-        <w:tc>
-          <w:tcPr>
-            <w:tcW w:type="dxa" w:w="1361"/>
-          </w:tcPr>
-          <w:p>
-            <w:r/>
-            <w:r>
-              <w:rPr>
-                <w:rFonts w:ascii="宋体" w:hAnsi="宋体" w:eastAsia="宋体"/>
-                <w:sz w:val="19"/>
-              </w:rPr>
-              <w:t>100</w:t>
-            </w:r>
-          </w:p>
-        </w:tc>
-      </w:tr>
-      <w:tr>
-        <w:tc>
-          <w:tcPr>
-            <w:tcW w:type="dxa" w:w="794"/>
-          </w:tcPr>
-          <w:p>
-            <w:r/>
-            <w:r>
-              <w:rPr>
-                <w:rFonts w:ascii="宋体" w:hAnsi="宋体" w:eastAsia="宋体"/>
-                <w:sz w:val="19"/>
-              </w:rPr>
-              <w:t>D3</w:t>
-            </w:r>
-          </w:p>
-        </w:tc>
-        <w:tc>
-          <w:tcPr>
-            <w:tcW w:type="dxa" w:w="3402"/>
-          </w:tcPr>
-          <w:p>
-            <w:r/>
-            <w:r>
-              <w:rPr>
-                <w:rFonts w:ascii="宋体" w:hAnsi="宋体" w:eastAsia="宋体"/>
-                <w:sz w:val="19"/>
-              </w:rPr>
-              <w:t>充电宝/电池</w:t>
-            </w:r>
-          </w:p>
-        </w:tc>
-        <w:tc>
-          <w:tcPr>
-            <w:tcW w:type="dxa" w:w="1361"/>
-          </w:tcPr>
-          <w:p>
-            <w:r/>
-            <w:r>
-              <w:rPr>
-                <w:rFonts w:ascii="宋体" w:hAnsi="宋体" w:eastAsia="宋体"/>
-                <w:sz w:val="19"/>
-              </w:rPr>
-              <w:t>100</w:t>
-            </w:r>
-          </w:p>
-        </w:tc>
-        <w:tc>
-          <w:tcPr>
-            <w:tcW w:type="dxa" w:w="907"/>
-          </w:tcPr>
-          <w:p>
-            <w:r/>
-            <w:r>
-              <w:rPr>
-                <w:rFonts w:ascii="宋体" w:hAnsi="宋体" w:eastAsia="宋体"/>
-                <w:sz w:val="19"/>
-              </w:rPr>
-              <w:t>1</w:t>
-            </w:r>
-          </w:p>
-        </w:tc>
-        <w:tc>
-          <w:tcPr>
-            <w:tcW w:type="dxa" w:w="1361"/>
-          </w:tcPr>
-          <w:p>
-            <w:r/>
-            <w:r>
-              <w:rPr>
-                <w:rFonts w:ascii="宋体" w:hAnsi="宋体" w:eastAsia="宋体"/>
-                <w:sz w:val="19"/>
-              </w:rPr>
-              <w:t>100</w:t>
-            </w:r>
-          </w:p>
-        </w:tc>
-      </w:tr>
-      <w:tr>
-        <w:tc>
-          <w:tcPr>
-            <w:tcW w:type="dxa" w:w="794"/>
-          </w:tcPr>
-          <w:p>
-            <w:r/>
-            <w:r>
-              <w:rPr>
-                <w:rFonts w:ascii="宋体" w:hAnsi="宋体" w:eastAsia="宋体"/>
-                <w:sz w:val="19"/>
-              </w:rPr>
-              <w:t>D4</w:t>
-            </w:r>
-          </w:p>
-        </w:tc>
-        <w:tc>
-          <w:tcPr>
-            <w:tcW w:type="dxa" w:w="3402"/>
-          </w:tcPr>
-          <w:p>
-            <w:r/>
-            <w:r>
-              <w:rPr>
-                <w:rFonts w:ascii="宋体" w:hAnsi="宋体" w:eastAsia="宋体"/>
-                <w:sz w:val="19"/>
-              </w:rPr>
-              <w:t>杂项（记号笔、胶带等）</w:t>
-            </w:r>
-          </w:p>
-        </w:tc>
-        <w:tc>
-          <w:tcPr>
-            <w:tcW w:type="dxa" w:w="1361"/>
-          </w:tcPr>
-          <w:p>
-            <w:r/>
-            <w:r>
-              <w:rPr>
-                <w:rFonts w:ascii="宋体" w:hAnsi="宋体" w:eastAsia="宋体"/>
-                <w:sz w:val="19"/>
-              </w:rPr>
-              <w:t>50</w:t>
-            </w:r>
-          </w:p>
-        </w:tc>
-        <w:tc>
-          <w:tcPr>
-            <w:tcW w:type="dxa" w:w="907"/>
-          </w:tcPr>
-          <w:p>
-            <w:r/>
-            <w:r>
-              <w:rPr>
-                <w:rFonts w:ascii="宋体" w:hAnsi="宋体" w:eastAsia="宋体"/>
-                <w:sz w:val="19"/>
-              </w:rPr>
-              <w:t>1</w:t>
-            </w:r>
-          </w:p>
-        </w:tc>
-        <w:tc>
-          <w:tcPr>
-            <w:tcW w:type="dxa" w:w="1361"/>
-          </w:tcPr>
-          <w:p>
-            <w:r/>
-            <w:r>
-              <w:rPr>
-                <w:rFonts w:ascii="宋体" w:hAnsi="宋体" w:eastAsia="宋体"/>
-                <w:sz w:val="19"/>
-              </w:rPr>
-              <w:t>50</w:t>
-            </w:r>
-          </w:p>
-        </w:tc>
-      </w:tr>
-      <w:tr>
-        <w:tc>
-          <w:tcPr>
-            <w:tcW w:type="dxa" w:w="794"/>
-          </w:tcPr>
-          <w:p>
-            <w:r/>
-            <w:r>
-              <w:rPr>
-                <w:rFonts w:ascii="宋体" w:hAnsi="宋体" w:eastAsia="宋体"/>
-                <w:sz w:val="19"/>
-              </w:rPr>
-            </w:r>
-          </w:p>
-        </w:tc>
-        <w:tc>
-          <w:tcPr>
-            <w:tcW w:type="dxa" w:w="3402"/>
-          </w:tcPr>
-          <w:p>
-            <w:r/>
-            <w:r>
-              <w:rPr>
-                <w:rFonts w:ascii="宋体" w:hAnsi="宋体" w:eastAsia="宋体"/>
-                <w:sz w:val="19"/>
-              </w:rPr>
-              <w:t>合计</w:t>
-            </w:r>
-          </w:p>
-        </w:tc>
-        <w:tc>
-          <w:tcPr>
-            <w:tcW w:type="dxa" w:w="1361"/>
-          </w:tcPr>
-          <w:p>
-            <w:r/>
-            <w:r>
-              <w:rPr>
-                <w:rFonts w:ascii="宋体" w:hAnsi="宋体" w:eastAsia="宋体"/>
-                <w:sz w:val="19"/>
-              </w:rPr>
-            </w:r>
-          </w:p>
-        </w:tc>
-        <w:tc>
-          <w:tcPr>
-            <w:tcW w:type="dxa" w:w="907"/>
-          </w:tcPr>
-          <w:p>
-            <w:r/>
-            <w:r>
-              <w:rPr>
-                <w:rFonts w:ascii="宋体" w:hAnsi="宋体" w:eastAsia="宋体"/>
-                <w:sz w:val="19"/>
-              </w:rPr>
-            </w:r>
-          </w:p>
-        </w:tc>
-        <w:tc>
-          <w:tcPr>
-            <w:tcW w:type="dxa" w:w="1361"/>
-          </w:tcPr>
-          <w:p>
-            <w:r/>
-            <w:r>
-              <w:rPr>
-                <w:rFonts w:ascii="宋体" w:hAnsi="宋体" w:eastAsia="宋体"/>
-                <w:sz w:val="19"/>
-              </w:rPr>
-              <w:t>280</w:t>
-            </w:r>
-          </w:p>
-        </w:tc>
-      </w:tr>
-    </w:tbl>
     <w:p>
       <w:pPr>
         <w:spacing w:before="200" w:after="80"/>
@@ -2302,7 +2244,7 @@
           <w:b w:val="0"/>
           <w:sz w:val="19"/>
         </w:rPr>
-        <w:t>测距设备 A（¥693）与辅助耗材 D（¥280）为固定项，合计 ¥973；信标 B 按三档 × 两方案计；采集终端 C 按需（新购 ¥2,000 / 用现有 ¥0）。</w:t>
+        <w:t>测距设备 A（¥524）与辅助耗材 D（¥180）为固定项，合计 ¥704；信标 B 按三档 × 两方案计；采集终端与充电使用现有设备，不计入预算。</w:t>
       </w:r>
     </w:p>
     <w:p>
@@ -2326,15 +2268,14 @@
         <w:tblLook w:firstColumn="1" w:firstRow="1" w:lastColumn="0" w:lastRow="0" w:noHBand="0" w:noVBand="1" w:val="04A0"/>
       </w:tblPr>
       <w:tblGrid>
-        <w:gridCol w:w="2266"/>
-        <w:gridCol w:w="2266"/>
-        <w:gridCol w:w="2266"/>
-        <w:gridCol w:w="2266"/>
+        <w:gridCol w:w="3022"/>
+        <w:gridCol w:w="3022"/>
+        <w:gridCol w:w="3022"/>
       </w:tblGrid>
       <w:tr>
         <w:tc>
           <w:tcPr>
-            <w:tcW w:type="dxa" w:w="3175"/>
+            <w:tcW w:type="dxa" w:w="3402"/>
             <w:shd w:val="clear" w:color="auto" w:fill="D9E2F3"/>
           </w:tcPr>
           <w:p>
@@ -2351,7 +2292,7 @@
         </w:tc>
         <w:tc>
           <w:tcPr>
-            <w:tcW w:type="dxa" w:w="1701"/>
+            <w:tcW w:type="dxa" w:w="2041"/>
             <w:shd w:val="clear" w:color="auto" w:fill="D9E2F3"/>
           </w:tcPr>
           <w:p>
@@ -2368,7 +2309,7 @@
         </w:tc>
         <w:tc>
           <w:tcPr>
-            <w:tcW w:type="dxa" w:w="1928"/>
+            <w:tcW w:type="dxa" w:w="2041"/>
             <w:shd w:val="clear" w:color="auto" w:fill="D9E2F3"/>
           </w:tcPr>
           <w:p>
@@ -2379,24 +2320,7 @@
                 <w:b/>
                 <w:sz w:val="19"/>
               </w:rPr>
-              <w:t>用现有终端(¥)</w:t>
-            </w:r>
-          </w:p>
-        </w:tc>
-        <w:tc>
-          <w:tcPr>
-            <w:tcW w:type="dxa" w:w="1928"/>
-            <w:shd w:val="clear" w:color="auto" w:fill="D9E2F3"/>
-          </w:tcPr>
-          <w:p>
-            <w:r/>
-            <w:r>
-              <w:rPr>
-                <w:rFonts w:ascii="黑体" w:hAnsi="黑体" w:eastAsia="黑体"/>
-                <w:b/>
-                <w:sz w:val="19"/>
-              </w:rPr>
-              <w:t>含新购终端(¥)</w:t>
+              <w:t>合计(¥)</w:t>
             </w:r>
           </w:p>
         </w:tc>
@@ -2404,7 +2328,7 @@
       <w:tr>
         <w:tc>
           <w:tcPr>
-            <w:tcW w:type="dxa" w:w="3175"/>
+            <w:tcW w:type="dxa" w:w="3402"/>
           </w:tcPr>
           <w:p>
             <w:r/>
@@ -2419,7 +2343,7 @@
         </w:tc>
         <w:tc>
           <w:tcPr>
-            <w:tcW w:type="dxa" w:w="1701"/>
+            <w:tcW w:type="dxa" w:w="2041"/>
           </w:tcPr>
           <w:p>
             <w:r/>
@@ -2434,7 +2358,7 @@
         </w:tc>
         <w:tc>
           <w:tcPr>
-            <w:tcW w:type="dxa" w:w="1928"/>
+            <w:tcW w:type="dxa" w:w="2041"/>
           </w:tcPr>
           <w:p>
             <w:r/>
@@ -2443,22 +2367,7 @@
                 <w:rFonts w:ascii="宋体" w:hAnsi="宋体" w:eastAsia="宋体"/>
                 <w:sz w:val="19"/>
               </w:rPr>
-              <w:t>4,168</w:t>
-            </w:r>
-          </w:p>
-        </w:tc>
-        <w:tc>
-          <w:tcPr>
-            <w:tcW w:type="dxa" w:w="1928"/>
-          </w:tcPr>
-          <w:p>
-            <w:r/>
-            <w:r>
-              <w:rPr>
-                <w:rFonts w:ascii="宋体" w:hAnsi="宋体" w:eastAsia="宋体"/>
-                <w:sz w:val="19"/>
-              </w:rPr>
-              <w:t>6,168</w:t>
+              <w:t>3,899</w:t>
             </w:r>
           </w:p>
         </w:tc>
@@ -2466,7 +2375,7 @@
       <w:tr>
         <w:tc>
           <w:tcPr>
-            <w:tcW w:type="dxa" w:w="3175"/>
+            <w:tcW w:type="dxa" w:w="3402"/>
           </w:tcPr>
           <w:p>
             <w:r/>
@@ -2481,7 +2390,7 @@
         </w:tc>
         <w:tc>
           <w:tcPr>
-            <w:tcW w:type="dxa" w:w="1701"/>
+            <w:tcW w:type="dxa" w:w="2041"/>
           </w:tcPr>
           <w:p>
             <w:r/>
@@ -2496,7 +2405,7 @@
         </w:tc>
         <w:tc>
           <w:tcPr>
-            <w:tcW w:type="dxa" w:w="1928"/>
+            <w:tcW w:type="dxa" w:w="2041"/>
           </w:tcPr>
           <w:p>
             <w:r/>
@@ -2505,22 +2414,7 @@
                 <w:rFonts w:ascii="宋体" w:hAnsi="宋体" w:eastAsia="宋体"/>
                 <w:sz w:val="19"/>
               </w:rPr>
-              <w:t>3,458</w:t>
-            </w:r>
-          </w:p>
-        </w:tc>
-        <w:tc>
-          <w:tcPr>
-            <w:tcW w:type="dxa" w:w="1928"/>
-          </w:tcPr>
-          <w:p>
-            <w:r/>
-            <w:r>
-              <w:rPr>
-                <w:rFonts w:ascii="宋体" w:hAnsi="宋体" w:eastAsia="宋体"/>
-                <w:sz w:val="19"/>
-              </w:rPr>
-              <w:t>5,458</w:t>
+              <w:t>3,189</w:t>
             </w:r>
           </w:p>
         </w:tc>
@@ -2528,7 +2422,7 @@
       <w:tr>
         <w:tc>
           <w:tcPr>
-            <w:tcW w:type="dxa" w:w="3175"/>
+            <w:tcW w:type="dxa" w:w="3402"/>
           </w:tcPr>
           <w:p>
             <w:r/>
@@ -2543,7 +2437,7 @@
         </w:tc>
         <w:tc>
           <w:tcPr>
-            <w:tcW w:type="dxa" w:w="1701"/>
+            <w:tcW w:type="dxa" w:w="2041"/>
           </w:tcPr>
           <w:p>
             <w:r/>
@@ -2558,7 +2452,7 @@
         </w:tc>
         <w:tc>
           <w:tcPr>
-            <w:tcW w:type="dxa" w:w="1928"/>
+            <w:tcW w:type="dxa" w:w="2041"/>
           </w:tcPr>
           <w:p>
             <w:r/>
@@ -2567,22 +2461,7 @@
                 <w:rFonts w:ascii="宋体" w:hAnsi="宋体" w:eastAsia="宋体"/>
                 <w:sz w:val="19"/>
               </w:rPr>
-              <w:t>2,890</w:t>
-            </w:r>
-          </w:p>
-        </w:tc>
-        <w:tc>
-          <w:tcPr>
-            <w:tcW w:type="dxa" w:w="1928"/>
-          </w:tcPr>
-          <w:p>
-            <w:r/>
-            <w:r>
-              <w:rPr>
-                <w:rFonts w:ascii="宋体" w:hAnsi="宋体" w:eastAsia="宋体"/>
-                <w:sz w:val="19"/>
-              </w:rPr>
-              <w:t>4,890</w:t>
+              <w:t>2,621</w:t>
             </w:r>
           </w:p>
         </w:tc>
@@ -2609,15 +2488,14 @@
         <w:tblLook w:firstColumn="1" w:firstRow="1" w:lastColumn="0" w:lastRow="0" w:noHBand="0" w:noVBand="1" w:val="04A0"/>
       </w:tblPr>
       <w:tblGrid>
-        <w:gridCol w:w="2266"/>
-        <w:gridCol w:w="2266"/>
-        <w:gridCol w:w="2266"/>
-        <w:gridCol w:w="2266"/>
+        <w:gridCol w:w="3022"/>
+        <w:gridCol w:w="3022"/>
+        <w:gridCol w:w="3022"/>
       </w:tblGrid>
       <w:tr>
         <w:tc>
           <w:tcPr>
-            <w:tcW w:type="dxa" w:w="3175"/>
+            <w:tcW w:type="dxa" w:w="3402"/>
             <w:shd w:val="clear" w:color="auto" w:fill="D9E2F3"/>
           </w:tcPr>
           <w:p>
@@ -2634,7 +2512,7 @@
         </w:tc>
         <w:tc>
           <w:tcPr>
-            <w:tcW w:type="dxa" w:w="1701"/>
+            <w:tcW w:type="dxa" w:w="2041"/>
             <w:shd w:val="clear" w:color="auto" w:fill="D9E2F3"/>
           </w:tcPr>
           <w:p>
@@ -2651,7 +2529,7 @@
         </w:tc>
         <w:tc>
           <w:tcPr>
-            <w:tcW w:type="dxa" w:w="1928"/>
+            <w:tcW w:type="dxa" w:w="2041"/>
             <w:shd w:val="clear" w:color="auto" w:fill="D9E2F3"/>
           </w:tcPr>
           <w:p>
@@ -2662,24 +2540,7 @@
                 <w:b/>
                 <w:sz w:val="19"/>
               </w:rPr>
-              <w:t>用现有终端(¥)</w:t>
-            </w:r>
-          </w:p>
-        </w:tc>
-        <w:tc>
-          <w:tcPr>
-            <w:tcW w:type="dxa" w:w="1928"/>
-            <w:shd w:val="clear" w:color="auto" w:fill="D9E2F3"/>
-          </w:tcPr>
-          <w:p>
-            <w:r/>
-            <w:r>
-              <w:rPr>
-                <w:rFonts w:ascii="黑体" w:hAnsi="黑体" w:eastAsia="黑体"/>
-                <w:b/>
-                <w:sz w:val="19"/>
-              </w:rPr>
-              <w:t>含新购终端(¥)</w:t>
+              <w:t>合计(¥)</w:t>
             </w:r>
           </w:p>
         </w:tc>
@@ -2687,7 +2548,7 @@
       <w:tr>
         <w:tc>
           <w:tcPr>
-            <w:tcW w:type="dxa" w:w="3175"/>
+            <w:tcW w:type="dxa" w:w="3402"/>
           </w:tcPr>
           <w:p>
             <w:r/>
@@ -2702,7 +2563,7 @@
         </w:tc>
         <w:tc>
           <w:tcPr>
-            <w:tcW w:type="dxa" w:w="1701"/>
+            <w:tcW w:type="dxa" w:w="2041"/>
           </w:tcPr>
           <w:p>
             <w:r/>
@@ -2717,7 +2578,7 @@
         </w:tc>
         <w:tc>
           <w:tcPr>
-            <w:tcW w:type="dxa" w:w="1928"/>
+            <w:tcW w:type="dxa" w:w="2041"/>
           </w:tcPr>
           <w:p>
             <w:r/>
@@ -2726,22 +2587,7 @@
                 <w:rFonts w:ascii="宋体" w:hAnsi="宋体" w:eastAsia="宋体"/>
                 <w:sz w:val="19"/>
               </w:rPr>
-              <w:t>5,833</w:t>
-            </w:r>
-          </w:p>
-        </w:tc>
-        <w:tc>
-          <w:tcPr>
-            <w:tcW w:type="dxa" w:w="1928"/>
-          </w:tcPr>
-          <w:p>
-            <w:r/>
-            <w:r>
-              <w:rPr>
-                <w:rFonts w:ascii="宋体" w:hAnsi="宋体" w:eastAsia="宋体"/>
-                <w:sz w:val="19"/>
-              </w:rPr>
-              <w:t>7,833</w:t>
+              <w:t>5,564</w:t>
             </w:r>
           </w:p>
         </w:tc>
@@ -2749,7 +2595,7 @@
       <w:tr>
         <w:tc>
           <w:tcPr>
-            <w:tcW w:type="dxa" w:w="3175"/>
+            <w:tcW w:type="dxa" w:w="3402"/>
           </w:tcPr>
           <w:p>
             <w:r/>
@@ -2764,7 +2610,7 @@
         </w:tc>
         <w:tc>
           <w:tcPr>
-            <w:tcW w:type="dxa" w:w="1701"/>
+            <w:tcW w:type="dxa" w:w="2041"/>
           </w:tcPr>
           <w:p>
             <w:r/>
@@ -2779,7 +2625,7 @@
         </w:tc>
         <w:tc>
           <w:tcPr>
-            <w:tcW w:type="dxa" w:w="1928"/>
+            <w:tcW w:type="dxa" w:w="2041"/>
           </w:tcPr>
           <w:p>
             <w:r/>
@@ -2788,22 +2634,7 @@
                 <w:rFonts w:ascii="宋体" w:hAnsi="宋体" w:eastAsia="宋体"/>
                 <w:sz w:val="19"/>
               </w:rPr>
-              <w:t>4,753</w:t>
-            </w:r>
-          </w:p>
-        </w:tc>
-        <w:tc>
-          <w:tcPr>
-            <w:tcW w:type="dxa" w:w="1928"/>
-          </w:tcPr>
-          <w:p>
-            <w:r/>
-            <w:r>
-              <w:rPr>
-                <w:rFonts w:ascii="宋体" w:hAnsi="宋体" w:eastAsia="宋体"/>
-                <w:sz w:val="19"/>
-              </w:rPr>
-              <w:t>6,753</w:t>
+              <w:t>4,484</w:t>
             </w:r>
           </w:p>
         </w:tc>
@@ -2811,7 +2642,7 @@
       <w:tr>
         <w:tc>
           <w:tcPr>
-            <w:tcW w:type="dxa" w:w="3175"/>
+            <w:tcW w:type="dxa" w:w="3402"/>
           </w:tcPr>
           <w:p>
             <w:r/>
@@ -2826,7 +2657,7 @@
         </w:tc>
         <w:tc>
           <w:tcPr>
-            <w:tcW w:type="dxa" w:w="1701"/>
+            <w:tcW w:type="dxa" w:w="2041"/>
           </w:tcPr>
           <w:p>
             <w:r/>
@@ -2841,7 +2672,7 @@
         </w:tc>
         <w:tc>
           <w:tcPr>
-            <w:tcW w:type="dxa" w:w="1928"/>
+            <w:tcW w:type="dxa" w:w="2041"/>
           </w:tcPr>
           <w:p>
             <w:r/>
@@ -2850,22 +2681,7 @@
                 <w:rFonts w:ascii="宋体" w:hAnsi="宋体" w:eastAsia="宋体"/>
                 <w:sz w:val="19"/>
               </w:rPr>
-              <w:t>3,889</w:t>
-            </w:r>
-          </w:p>
-        </w:tc>
-        <w:tc>
-          <w:tcPr>
-            <w:tcW w:type="dxa" w:w="1928"/>
-          </w:tcPr>
-          <w:p>
-            <w:r/>
-            <w:r>
-              <w:rPr>
-                <w:rFonts w:ascii="宋体" w:hAnsi="宋体" w:eastAsia="宋体"/>
-                <w:sz w:val="19"/>
-              </w:rPr>
-              <w:t>5,889</w:t>
+              <w:t>3,620</w:t>
             </w:r>
           </w:p>
         </w:tc>
@@ -2881,7 +2697,7 @@
           <w:b w:val="0"/>
           <w:sz w:val="18"/>
         </w:rPr>
-        <w:t>计算式：合计 = 信标小计 + 973（A+D）+ 终端（0 或 2,000）。建议先按方案 I 采购（推荐档3 预算版或档1 Minew），验样 2~3 枚走通配置流程；现场实测有效覆盖半径后，再决定是否按方案 II 追加 37 枚。</w:t>
+        <w:t>计算式：合计 = 信标小计 + 704（A+D）；采集终端与充电宝不计入。建议先按方案 I 采购（推荐档3 预算版或档1 Minew），验样 2~3 枚走通配置流程；现场实测有效覆盖半径后，再决定是否按方案 II 追加 37 枚。</w:t>
       </w:r>
     </w:p>
     <w:p>
@@ -2894,7 +2710,455 @@
           <w:b/>
           <w:sz w:val="30"/>
         </w:rPr>
-        <w:t>四、可选升级方案（非必须）</w:t>
+        <w:t>四、与全量部署（全楼层）方案的预算对比</w:t>
+      </w:r>
+    </w:p>
+    <w:p>
+      <w:pPr>
+        <w:spacing w:after="80"/>
+      </w:pPr>
+      <w:r>
+        <w:rPr>
+          <w:rFonts w:ascii="宋体" w:hAnsi="宋体" w:eastAsia="宋体"/>
+          <w:b w:val="0"/>
+          <w:sz w:val="19"/>
+        </w:rPr>
+        <w:t>上述方案 I / II 均为路线级部署（沿导航路线与关键区域布点）。若目标升级为「全楼任意位置均可实时定位」，需采用 docs/08 §五 的全楼层部署方案 C：324 枚部署 + 5 备件 = 329 枚（F1 204 + F2 120）。下表为同口径（信标 + A/D 固定项 ¥704，全部使用现有设备）对比。</w:t>
+      </w:r>
+    </w:p>
+    <w:tbl>
+      <w:tblPr>
+        <w:tblStyle w:val="TableGrid"/>
+        <w:tblW w:type="auto" w:w="0"/>
+        <w:jc w:val="center"/>
+        <w:tblLook w:firstColumn="1" w:firstRow="1" w:lastColumn="0" w:lastRow="0" w:noHBand="0" w:noVBand="1" w:val="04A0"/>
+      </w:tblPr>
+      <w:tblGrid>
+        <w:gridCol w:w="1511"/>
+        <w:gridCol w:w="1511"/>
+        <w:gridCol w:w="1511"/>
+        <w:gridCol w:w="1511"/>
+        <w:gridCol w:w="1511"/>
+        <w:gridCol w:w="1511"/>
+      </w:tblGrid>
+      <w:tr>
+        <w:tc>
+          <w:tcPr>
+            <w:tcW w:type="dxa" w:w="2041"/>
+            <w:shd w:val="clear" w:color="auto" w:fill="D9E2F3"/>
+          </w:tcPr>
+          <w:p>
+            <w:r/>
+            <w:r>
+              <w:rPr>
+                <w:rFonts w:ascii="黑体" w:hAnsi="黑体" w:eastAsia="黑体"/>
+                <w:b/>
+                <w:sz w:val="19"/>
+              </w:rPr>
+              <w:t>信标选型</w:t>
+            </w:r>
+          </w:p>
+        </w:tc>
+        <w:tc>
+          <w:tcPr>
+            <w:tcW w:type="dxa" w:w="1361"/>
+            <w:shd w:val="clear" w:color="auto" w:fill="D9E2F3"/>
+          </w:tcPr>
+          <w:p>
+            <w:r/>
+            <w:r>
+              <w:rPr>
+                <w:rFonts w:ascii="黑体" w:hAnsi="黑体" w:eastAsia="黑体"/>
+                <w:b/>
+                <w:sz w:val="19"/>
+              </w:rPr>
+              <w:t>① 方案I（71枚）</w:t>
+            </w:r>
+          </w:p>
+        </w:tc>
+        <w:tc>
+          <w:tcPr>
+            <w:tcW w:type="dxa" w:w="1361"/>
+            <w:shd w:val="clear" w:color="auto" w:fill="D9E2F3"/>
+          </w:tcPr>
+          <w:p>
+            <w:r/>
+            <w:r>
+              <w:rPr>
+                <w:rFonts w:ascii="黑体" w:hAnsi="黑体" w:eastAsia="黑体"/>
+                <w:b/>
+                <w:sz w:val="19"/>
+              </w:rPr>
+              <w:t>② 方案II（108枚）</w:t>
+            </w:r>
+          </w:p>
+        </w:tc>
+        <w:tc>
+          <w:tcPr>
+            <w:tcW w:type="dxa" w:w="1361"/>
+            <w:shd w:val="clear" w:color="auto" w:fill="D9E2F3"/>
+          </w:tcPr>
+          <w:p>
+            <w:r/>
+            <w:r>
+              <w:rPr>
+                <w:rFonts w:ascii="黑体" w:hAnsi="黑体" w:eastAsia="黑体"/>
+                <w:b/>
+                <w:sz w:val="19"/>
+              </w:rPr>
+              <w:t>③ 全量（329枚）</w:t>
+            </w:r>
+          </w:p>
+        </w:tc>
+        <w:tc>
+          <w:tcPr>
+            <w:tcW w:type="dxa" w:w="737"/>
+            <w:shd w:val="clear" w:color="auto" w:fill="D9E2F3"/>
+          </w:tcPr>
+          <w:p>
+            <w:r/>
+            <w:r>
+              <w:rPr>
+                <w:rFonts w:ascii="黑体" w:hAnsi="黑体" w:eastAsia="黑体"/>
+                <w:b/>
+                <w:sz w:val="19"/>
+              </w:rPr>
+              <w:t>③/①</w:t>
+            </w:r>
+          </w:p>
+        </w:tc>
+        <w:tc>
+          <w:tcPr>
+            <w:tcW w:type="dxa" w:w="1701"/>
+            <w:shd w:val="clear" w:color="auto" w:fill="D9E2F3"/>
+          </w:tcPr>
+          <w:p>
+            <w:r/>
+            <w:r>
+              <w:rPr>
+                <w:rFonts w:ascii="黑体" w:hAnsi="黑体" w:eastAsia="黑体"/>
+                <w:b/>
+                <w:sz w:val="19"/>
+              </w:rPr>
+              <w:t>①→③追加</w:t>
+            </w:r>
+          </w:p>
+        </w:tc>
+      </w:tr>
+      <w:tr>
+        <w:tc>
+          <w:tcPr>
+            <w:tcW w:type="dxa" w:w="2041"/>
+          </w:tcPr>
+          <w:p>
+            <w:r/>
+            <w:r>
+              <w:rPr>
+                <w:rFonts w:ascii="宋体" w:hAnsi="宋体" w:eastAsia="宋体"/>
+                <w:sz w:val="19"/>
+              </w:rPr>
+              <w:t>档1 Minew E5（¥45）</w:t>
+            </w:r>
+          </w:p>
+        </w:tc>
+        <w:tc>
+          <w:tcPr>
+            <w:tcW w:type="dxa" w:w="1361"/>
+          </w:tcPr>
+          <w:p>
+            <w:r/>
+            <w:r>
+              <w:rPr>
+                <w:rFonts w:ascii="宋体" w:hAnsi="宋体" w:eastAsia="宋体"/>
+                <w:sz w:val="19"/>
+              </w:rPr>
+              <w:t>3,899</w:t>
+            </w:r>
+          </w:p>
+        </w:tc>
+        <w:tc>
+          <w:tcPr>
+            <w:tcW w:type="dxa" w:w="1361"/>
+          </w:tcPr>
+          <w:p>
+            <w:r/>
+            <w:r>
+              <w:rPr>
+                <w:rFonts w:ascii="宋体" w:hAnsi="宋体" w:eastAsia="宋体"/>
+                <w:sz w:val="19"/>
+              </w:rPr>
+              <w:t>5,564</w:t>
+            </w:r>
+          </w:p>
+        </w:tc>
+        <w:tc>
+          <w:tcPr>
+            <w:tcW w:type="dxa" w:w="1361"/>
+          </w:tcPr>
+          <w:p>
+            <w:r/>
+            <w:r>
+              <w:rPr>
+                <w:rFonts w:ascii="宋体" w:hAnsi="宋体" w:eastAsia="宋体"/>
+                <w:sz w:val="19"/>
+              </w:rPr>
+              <w:t>15,509</w:t>
+            </w:r>
+          </w:p>
+        </w:tc>
+        <w:tc>
+          <w:tcPr>
+            <w:tcW w:type="dxa" w:w="737"/>
+          </w:tcPr>
+          <w:p>
+            <w:r/>
+            <w:r>
+              <w:rPr>
+                <w:rFonts w:ascii="宋体" w:hAnsi="宋体" w:eastAsia="宋体"/>
+                <w:sz w:val="19"/>
+              </w:rPr>
+              <w:t>3.98×</w:t>
+            </w:r>
+          </w:p>
+        </w:tc>
+        <w:tc>
+          <w:tcPr>
+            <w:tcW w:type="dxa" w:w="1701"/>
+          </w:tcPr>
+          <w:p>
+            <w:r/>
+            <w:r>
+              <w:rPr>
+                <w:rFonts w:ascii="宋体" w:hAnsi="宋体" w:eastAsia="宋体"/>
+                <w:sz w:val="19"/>
+              </w:rPr>
+              <w:t>+11,610（258枚）</w:t>
+            </w:r>
+          </w:p>
+        </w:tc>
+      </w:tr>
+      <w:tr>
+        <w:tc>
+          <w:tcPr>
+            <w:tcW w:type="dxa" w:w="2041"/>
+          </w:tcPr>
+          <w:p>
+            <w:r/>
+            <w:r>
+              <w:rPr>
+                <w:rFonts w:ascii="宋体" w:hAnsi="宋体" w:eastAsia="宋体"/>
+                <w:sz w:val="19"/>
+              </w:rPr>
+              <w:t>档2 E5 国产芯片版（¥35）</w:t>
+            </w:r>
+          </w:p>
+        </w:tc>
+        <w:tc>
+          <w:tcPr>
+            <w:tcW w:type="dxa" w:w="1361"/>
+          </w:tcPr>
+          <w:p>
+            <w:r/>
+            <w:r>
+              <w:rPr>
+                <w:rFonts w:ascii="宋体" w:hAnsi="宋体" w:eastAsia="宋体"/>
+                <w:sz w:val="19"/>
+              </w:rPr>
+              <w:t>3,189</w:t>
+            </w:r>
+          </w:p>
+        </w:tc>
+        <w:tc>
+          <w:tcPr>
+            <w:tcW w:type="dxa" w:w="1361"/>
+          </w:tcPr>
+          <w:p>
+            <w:r/>
+            <w:r>
+              <w:rPr>
+                <w:rFonts w:ascii="宋体" w:hAnsi="宋体" w:eastAsia="宋体"/>
+                <w:sz w:val="19"/>
+              </w:rPr>
+              <w:t>4,484</w:t>
+            </w:r>
+          </w:p>
+        </w:tc>
+        <w:tc>
+          <w:tcPr>
+            <w:tcW w:type="dxa" w:w="1361"/>
+          </w:tcPr>
+          <w:p>
+            <w:r/>
+            <w:r>
+              <w:rPr>
+                <w:rFonts w:ascii="宋体" w:hAnsi="宋体" w:eastAsia="宋体"/>
+                <w:sz w:val="19"/>
+              </w:rPr>
+              <w:t>12,219</w:t>
+            </w:r>
+          </w:p>
+        </w:tc>
+        <w:tc>
+          <w:tcPr>
+            <w:tcW w:type="dxa" w:w="737"/>
+          </w:tcPr>
+          <w:p>
+            <w:r/>
+            <w:r>
+              <w:rPr>
+                <w:rFonts w:ascii="宋体" w:hAnsi="宋体" w:eastAsia="宋体"/>
+                <w:sz w:val="19"/>
+              </w:rPr>
+              <w:t>3.83×</w:t>
+            </w:r>
+          </w:p>
+        </w:tc>
+        <w:tc>
+          <w:tcPr>
+            <w:tcW w:type="dxa" w:w="1701"/>
+          </w:tcPr>
+          <w:p>
+            <w:r/>
+            <w:r>
+              <w:rPr>
+                <w:rFonts w:ascii="宋体" w:hAnsi="宋体" w:eastAsia="宋体"/>
+                <w:sz w:val="19"/>
+              </w:rPr>
+              <w:t>+9,030（258枚）</w:t>
+            </w:r>
+          </w:p>
+        </w:tc>
+      </w:tr>
+      <w:tr>
+        <w:tc>
+          <w:tcPr>
+            <w:tcW w:type="dxa" w:w="2041"/>
+          </w:tcPr>
+          <w:p>
+            <w:r/>
+            <w:r>
+              <w:rPr>
+                <w:rFonts w:ascii="宋体" w:hAnsi="宋体" w:eastAsia="宋体"/>
+                <w:sz w:val="19"/>
+              </w:rPr>
+              <w:t>档3 RF-B-SR1（¥27）</w:t>
+            </w:r>
+          </w:p>
+        </w:tc>
+        <w:tc>
+          <w:tcPr>
+            <w:tcW w:type="dxa" w:w="1361"/>
+          </w:tcPr>
+          <w:p>
+            <w:r/>
+            <w:r>
+              <w:rPr>
+                <w:rFonts w:ascii="宋体" w:hAnsi="宋体" w:eastAsia="宋体"/>
+                <w:sz w:val="19"/>
+              </w:rPr>
+              <w:t>2,621</w:t>
+            </w:r>
+          </w:p>
+        </w:tc>
+        <w:tc>
+          <w:tcPr>
+            <w:tcW w:type="dxa" w:w="1361"/>
+          </w:tcPr>
+          <w:p>
+            <w:r/>
+            <w:r>
+              <w:rPr>
+                <w:rFonts w:ascii="宋体" w:hAnsi="宋体" w:eastAsia="宋体"/>
+                <w:sz w:val="19"/>
+              </w:rPr>
+              <w:t>3,620</w:t>
+            </w:r>
+          </w:p>
+        </w:tc>
+        <w:tc>
+          <w:tcPr>
+            <w:tcW w:type="dxa" w:w="1361"/>
+          </w:tcPr>
+          <w:p>
+            <w:r/>
+            <w:r>
+              <w:rPr>
+                <w:rFonts w:ascii="宋体" w:hAnsi="宋体" w:eastAsia="宋体"/>
+                <w:sz w:val="19"/>
+              </w:rPr>
+              <w:t>9,587</w:t>
+            </w:r>
+          </w:p>
+        </w:tc>
+        <w:tc>
+          <w:tcPr>
+            <w:tcW w:type="dxa" w:w="737"/>
+          </w:tcPr>
+          <w:p>
+            <w:r/>
+            <w:r>
+              <w:rPr>
+                <w:rFonts w:ascii="宋体" w:hAnsi="宋体" w:eastAsia="宋体"/>
+                <w:sz w:val="19"/>
+              </w:rPr>
+              <w:t>3.66×</w:t>
+            </w:r>
+          </w:p>
+        </w:tc>
+        <w:tc>
+          <w:tcPr>
+            <w:tcW w:type="dxa" w:w="1701"/>
+          </w:tcPr>
+          <w:p>
+            <w:r/>
+            <w:r>
+              <w:rPr>
+                <w:rFonts w:ascii="宋体" w:hAnsi="宋体" w:eastAsia="宋体"/>
+                <w:sz w:val="19"/>
+              </w:rPr>
+              <w:t>+6,966（258枚）</w:t>
+            </w:r>
+          </w:p>
+        </w:tc>
+      </w:tr>
+    </w:tbl>
+    <w:p>
+      <w:pPr>
+        <w:spacing w:after="80"/>
+      </w:pPr>
+      <w:r>
+        <w:rPr>
+          <w:rFonts w:ascii="宋体" w:hAnsi="宋体" w:eastAsia="宋体"/>
+          <w:b w:val="0"/>
+          <w:sz w:val="17"/>
+        </w:rPr>
+        <w:t>全量部署信标小计（¥14,805 / ¥11,515 / ¥8,883）与 docs/08 §6.2 一致，此处补齐测距设备（¥524）与耗材（¥180）固定项以保证可比。</w:t>
+      </w:r>
+    </w:p>
+    <w:p>
+      <w:pPr>
+        <w:spacing w:after="80"/>
+      </w:pPr>
+      <w:r>
+        <w:rPr>
+          <w:rFonts w:ascii="宋体" w:hAnsi="宋体" w:eastAsia="宋体"/>
+          <w:b w:val="0"/>
+          <w:sz w:val="18"/>
+        </w:rPr>
+        <w:t>结论：多花的钱买的是「覆盖范围」，不是「精度」——纯三点在线定位仍为 1.33m（误差主因是 RSSI 噪声与 NLOS 偏置，加密信标无法消除），亚米级仍依赖指纹库 + 滤波融合。建议先按方案 I 完成路线级验证与指纹库建设，确需全楼覆盖时再追加 258 枚（档3 仅 +¥6,966），固定设备与流程可复用、无沉没成本。</w:t>
+      </w:r>
+    </w:p>
+    <w:p>
+      <w:pPr>
+        <w:spacing w:before="200" w:after="80"/>
+      </w:pPr>
+      <w:r>
+        <w:rPr>
+          <w:rFonts w:ascii="黑体" w:hAnsi="黑体" w:eastAsia="黑体"/>
+          <w:b/>
+          <w:sz w:val="30"/>
+        </w:rPr>
+        <w:t>五、可选升级方案（非必须）</w:t>
       </w:r>
     </w:p>
     <w:tbl>
@@ -3128,7 +3392,7 @@
           <w:b/>
           <w:sz w:val="30"/>
         </w:rPr>
-        <w:t>五、依据与说明</w:t>
+        <w:t>六、依据与说明</w:t>
       </w:r>
     </w:p>
     <w:p>
@@ -3167,7 +3431,7 @@
           <w:rFonts w:ascii="宋体" w:hAnsi="宋体" w:eastAsia="宋体"/>
           <w:sz w:val="21"/>
         </w:rPr>
-        <w:t>终端选型：采集小程序依赖 iBeacon 扫描，iOS 回报测算距离与发射功率，Android 常为空。</w:t>
+        <w:t>终端与充电：采集终端复用成员现有手机（微信小程序，Android/iOS 均可完成 RSSI 采集，距离真值由测距设备提供），充电宝自备——两项均不列入采购。</w:t>
       </w:r>
     </w:p>
     <w:p>
@@ -3193,7 +3457,20 @@
           <w:rFonts w:ascii="宋体" w:hAnsi="宋体" w:eastAsia="宋体"/>
           <w:sz w:val="21"/>
         </w:rPr>
-        <w:t>参考文档：docs/13 信标部署质量分析、docs/16 亚米级误差优化、docs/18 语义优化 TODO、fingerprint-collector/README.md 采集小程序说明。</w:t>
+        <w:t>全量部署对比：全楼层方案 C（324 + 5 = 329 枚，F1 204 / F2 120）与配套预算引自 docs/08 §五、§六，已在同口径下重算，详见第四节。</w:t>
+      </w:r>
+    </w:p>
+    <w:p>
+      <w:pPr>
+        <w:pStyle w:val="ListBullet"/>
+        <w:spacing w:after="40"/>
+      </w:pPr>
+      <w:r>
+        <w:rPr>
+          <w:rFonts w:ascii="宋体" w:hAnsi="宋体" w:eastAsia="宋体"/>
+          <w:sz w:val="21"/>
+        </w:rPr>
+        <w:t>参考文档：docs/08 信标部署实施方案（含全楼方案）、docs/13 信标部署质量分析、docs/16 亚米级误差优化、docs/18 语义优化 TODO、fingerprint-collector/README.md 采集小程序说明。</w:t>
       </w:r>
     </w:p>
     <w:p>
